--- a/src/telechargements/D01-tableau-changements-v9-v10.docx
+++ b/src/telechargements/D01-tableau-changements-v9-v10.docx
@@ -11,7 +11,7 @@
           <w:i/>
           <w:iCs/>
         </w:rPr>
-        <w:t xml:space="preserve">Kit Qualiopi V10 — version 1.0.0 du 11/10/2026 — READ FRANCE SAS</w:t>
+        <w:t xml:space="preserve">Kit Qualiopi V10 — version 1.1.0 du 13/10/2026 — READ FRANCE SAS</w:t>
       </w:r>
     </w:p>
     <w:p>
@@ -2601,7 +2601,7 @@
           </w:tcPr>
           <w:p>
             <w:r>
-              <w:t xml:space="preserve">Tous les prestataires</w:t>
+              <w:t xml:space="preserve">Actions de formation et CFA (pas les bilans de compétences ni la VAE)</w:t>
             </w:r>
           </w:p>
         </w:tc>
@@ -4797,7 +4797,7 @@
         <w:spacing w:after="60"/>
       </w:pPr>
       <w:r>
-        <w:t xml:space="preserve">Le nouveau guide de lecture officiel du référentiel (qui détaille les attendus et exemples de preuves par indicateur) n'était pas publié au 11 octobre 2026. Le guide de lecture version 9 (8 janvier 2024) reste la référence pour les audits menés jusqu'au 31 octobre 2026.</w:t>
+        <w:t xml:space="preserve">Le nouveau guide de lecture officiel du référentiel (qui détaille les attendus et exemples de preuves par indicateur) n'était pas publié au 13 octobre 2026 (page du ministère du Travail mise à jour le 16 septembre 2026). Le guide de lecture version 9 (8 janvier 2024) reste la référence pour les audits menés jusqu'au 31 octobre 2026.</w:t>
       </w:r>
     </w:p>
     <w:p>
@@ -4847,7 +4847,7 @@
       <w:r>
         <w:t xml:space="preserve">Décret n° 2026-728 du 1er août 2026 relatif au référentiel national sur la qualité des actions concourant au développement des compétences (JORF n° 0180 du 4 août 2026, NOR TRSD2619632D) — entrée en vigueur le 1er novembre 2026 — </w:t>
       </w:r>
-      <w:hyperlink w:history="1" r:id="rIdhgb3ukxufxbj-zyv3_xae">
+      <w:hyperlink w:history="1" r:id="rIdgcuua1mi7teuih8fmohg0">
         <w:r>
           <w:rPr>
             <w:color w:val="0563C1"/>
@@ -4869,7 +4869,7 @@
       <w:r>
         <w:t xml:space="preserve">Code du travail, annexe au chapitre VI du titre Ier du livre III de la sixième partie (référentiel issu du décret n° 2019-565 du 6 juin 2019), en vigueur du 1er janvier 2021 au 1er novembre 2026 — </w:t>
       </w:r>
-      <w:hyperlink w:history="1" r:id="rIdgyr0tu7dr8t9p0so6v2it">
+      <w:hyperlink w:history="1" r:id="rIdeuimmnq3xlcow85u_sgzi">
         <w:r>
           <w:rPr>
             <w:color w:val="0563C1"/>
@@ -4891,7 +4891,7 @@
       <w:r>
         <w:t xml:space="preserve">Décret n° 2019-565 du 6 juin 2019 relatif au référentiel national sur la qualité des actions concourant au développement des compétences — </w:t>
       </w:r>
-      <w:hyperlink w:history="1" r:id="rId-cyrr4fl00zhidtuclzt8">
+      <w:hyperlink w:history="1" r:id="rIdhz_iruw1dqupqgnin9doz">
         <w:r>
           <w:rPr>
             <w:color w:val="0563C1"/>
@@ -4913,7 +4913,7 @@
       <w:r>
         <w:t xml:space="preserve">Arrêté du 6 juin 2019 relatif aux modalités d'audit associées au référentiel national (article D. 6316-1-1 du code du travail), modifié — </w:t>
       </w:r>
-      <w:hyperlink w:history="1" r:id="rIdixmorbz8-j53i_kxjqjpn">
+      <w:hyperlink w:history="1" r:id="rId8cbiis9en908qtk1wf4ry">
         <w:r>
           <w:rPr>
             <w:color w:val="0563C1"/>
@@ -4935,7 +4935,7 @@
       <w:r>
         <w:t xml:space="preserve">France compétences, délibération du conseil d'administration n° 2026-07-26 (avis favorable sur le projet de décret, 15 juillet 2026) — </w:t>
       </w:r>
-      <w:hyperlink w:history="1" r:id="rIdduaxfkhual2msnuimdoi9">
+      <w:hyperlink w:history="1" r:id="rIdqzi9xvbsw4o3mjytenluf">
         <w:r>
           <w:rPr>
             <w:color w:val="0563C1"/>
@@ -5087,7 +5087,7 @@
         <w:sz w:val="16"/>
         <w:szCs w:val="16"/>
       </w:rPr>
-      <w:t xml:space="preserve">Kit Qualiopi V10 v1.0.0 — © READ FRANCE SAS — information, pas un conseil juridique — page </w:t>
+      <w:t xml:space="preserve">Kit Qualiopi V10 v1.1.0 — © READ FRANCE SAS — information, pas un conseil juridique — page </w:t>
     </w:r>
     <w:r>
       <w:rPr>
